--- a/tests/n8PDF.Tests/Fixtures/Minimal/wrapping.docx
+++ b/tests/n8PDF.Tests/Fixtures/Minimal/wrapping.docx
@@ -3,12 +3,55 @@
 <w:document xmlns:w="http://schemas.openxmlformats.org/wordprocessingml/2006/main" xmlns:r="http://schemas.openxmlformats.org/officeDocument/2006/relationships" xmlns:wp="http://schemas.openxmlformats.org/drawingml/2006/wordprocessingDrawing" xmlns:a="http://schemas.openxmlformats.org/drawingml/2006/main">
   <w:body>
     <w:p>
+      <w:pPr>
+        <w:spacing w:before="0" w:after="0" w:line="240" w:lineRule="auto"/>
+      </w:pPr>
       <w:r>
         <w:rPr>
-          <w:rFonts w:ascii="Times New Roman" w:hAnsi="Times New Roman"/>
+          <w:rFonts w:ascii="Arial" w:hAnsi="Arial" w:cs="Arial" w:eastAsia="Arial"/>
           <w:sz w:val="24"/>
+          <w:szCs w:val="24"/>
         </w:rPr>
-        <w:t xml:space="preserve">The quick brown fox jumps over the lazy dog. The quick brown fox jumps over the lazy dog. The quick brown fox jumps over the lazy dog. The quick brown fox jumps over the lazy dog. The quick brown fox jumps over the lazy dog. The quick brown fox jumps over the lazy dog. The quick brown fox jumps over the lazy dog. The quick brown fox jumps over the lazy dog. The quick brown fox jumps over the lazy dog. The quick brown fox jumps over the lazy dog. The quick brown fox jumps over the lazy dog. The quick brown fox jumps over the lazy dog.</w:t>
+        <w:t xml:space="preserve">Lines broken where no space says they may.</w:t>
+      </w:r>
+    </w:p>
+    <w:p>
+      <w:pPr>
+        <w:spacing w:before="0" w:after="0" w:line="240" w:lineRule="auto"/>
+      </w:pPr>
+      <w:r>
+        <w:rPr>
+          <w:rFonts w:ascii="MS Mincho" w:hAnsi="MS Mincho" w:cs="MS Mincho" w:eastAsia="MS Mincho"/>
+          <w:sz w:val="24"/>
+          <w:szCs w:val="24"/>
+        </w:rPr>
+        <w:t xml:space="preserve">日本語の文章は単語の区切りに空白を置かないので、行の折り返しは文字と文字のあいだで起こります。ただし句読点や閉じ括弧を行頭に置くことはできません（このような括弧のことです）。長い文章を組むときはそこが問題になります。</w:t>
+      </w:r>
+    </w:p>
+    <w:p>
+      <w:pPr>
+        <w:spacing w:before="0" w:after="0" w:line="240" w:lineRule="auto"/>
+      </w:pPr>
+      <w:r>
+        <w:rPr>
+          <w:rFonts w:ascii="KaiTi" w:hAnsi="KaiTi" w:cs="KaiTi" w:eastAsia="KaiTi"/>
+          <w:sz w:val="24"/>
+          <w:szCs w:val="24"/>
+        </w:rPr>
+        <w:t xml:space="preserve">中文的排版也不使用空格来分隔词语，所以换行发生在字与字之间。标点符号不能出现在一行的开头，这一点和日文相同。这段文字足够长，需要折成好几行才能排下。</w:t>
+      </w:r>
+    </w:p>
+    <w:p>
+      <w:pPr>
+        <w:spacing w:before="0" w:after="0" w:line="240" w:lineRule="auto"/>
+      </w:pPr>
+      <w:r>
+        <w:rPr>
+          <w:rFonts w:ascii="Ayuthaya" w:hAnsi="Ayuthaya" w:cs="Ayuthaya" w:eastAsia="Ayuthaya"/>
+          <w:sz w:val="24"/>
+          <w:szCs w:val="24"/>
+        </w:rPr>
+        <w:t xml:space="preserve">ประเทศไทยมีประชากรประมาณเจ็ดสิบล้านคนและกรุงเทพมหานครเป็นเมืองหลวงที่ใหญ่ที่สุดของประเทศและเป็นศูนย์กลางการค้าและการปกครองมาตั้งแต่อดีต</w:t>
       </w:r>
     </w:p>
     <w:sectPr>

--- a/tests/n8PDF.Tests/Fixtures/Minimal/wrapping.docx
+++ b/tests/n8PDF.Tests/Fixtures/Minimal/wrapping.docx
@@ -1,6 +1,6 @@
 
 <file path=word/document.xml><?xml version="1.0" encoding="utf-8"?>
-<w:document xmlns:w="http://schemas.openxmlformats.org/wordprocessingml/2006/main" xmlns:r="http://schemas.openxmlformats.org/officeDocument/2006/relationships" xmlns:wp="http://schemas.openxmlformats.org/drawingml/2006/wordprocessingDrawing" xmlns:a="http://schemas.openxmlformats.org/drawingml/2006/main">
+<w:document xmlns:w="http://schemas.openxmlformats.org/wordprocessingml/2006/main" xmlns:r="http://schemas.openxmlformats.org/officeDocument/2006/relationships" xmlns:wp="http://schemas.openxmlformats.org/drawingml/2006/wordprocessingDrawing" xmlns:a="http://schemas.openxmlformats.org/drawingml/2006/main" xmlns:mc="http://schemas.openxmlformats.org/markup-compatibility/2006" xmlns:wps="http://schemas.microsoft.com/office/word/2010/wordprocessingShape">
   <w:body>
     <w:p>
       <w:pPr>

--- a/tests/n8PDF.Tests/Fixtures/Minimal/wrapping.docx
+++ b/tests/n8PDF.Tests/Fixtures/Minimal/wrapping.docx
@@ -1,6 +1,6 @@
 
 <file path=word/document.xml><?xml version="1.0" encoding="utf-8"?>
-<w:document xmlns:w="http://schemas.openxmlformats.org/wordprocessingml/2006/main" xmlns:r="http://schemas.openxmlformats.org/officeDocument/2006/relationships" xmlns:wp="http://schemas.openxmlformats.org/drawingml/2006/wordprocessingDrawing" xmlns:a="http://schemas.openxmlformats.org/drawingml/2006/main" xmlns:mc="http://schemas.openxmlformats.org/markup-compatibility/2006" xmlns:wps="http://schemas.microsoft.com/office/word/2010/wordprocessingShape">
+<w:document xmlns:w="http://schemas.openxmlformats.org/wordprocessingml/2006/main" xmlns:r="http://schemas.openxmlformats.org/officeDocument/2006/relationships" xmlns:wp="http://schemas.openxmlformats.org/drawingml/2006/wordprocessingDrawing" xmlns:a="http://schemas.openxmlformats.org/drawingml/2006/main" xmlns:mc="http://schemas.openxmlformats.org/markup-compatibility/2006" xmlns:wps="http://schemas.microsoft.com/office/word/2010/wordprocessingShape" xmlns:v="urn:schemas-microsoft-com:vml" xmlns:o="urn:schemas-microsoft-com:office:office" xmlns:w10="urn:schemas-microsoft-com:office:word">
   <w:body>
     <w:p>
       <w:pPr>

--- a/tests/n8PDF.Tests/Fixtures/Minimal/wrapping.docx
+++ b/tests/n8PDF.Tests/Fixtures/Minimal/wrapping.docx
@@ -1,6 +1,6 @@
 
 <file path=word/document.xml><?xml version="1.0" encoding="utf-8"?>
-<w:document xmlns:w="http://schemas.openxmlformats.org/wordprocessingml/2006/main" xmlns:r="http://schemas.openxmlformats.org/officeDocument/2006/relationships" xmlns:wp="http://schemas.openxmlformats.org/drawingml/2006/wordprocessingDrawing" xmlns:a="http://schemas.openxmlformats.org/drawingml/2006/main" xmlns:mc="http://schemas.openxmlformats.org/markup-compatibility/2006" xmlns:wps="http://schemas.microsoft.com/office/word/2010/wordprocessingShape" xmlns:v="urn:schemas-microsoft-com:vml" xmlns:o="urn:schemas-microsoft-com:office:office" xmlns:w10="urn:schemas-microsoft-com:office:word">
+<w:document xmlns:w="http://schemas.openxmlformats.org/wordprocessingml/2006/main" xmlns:r="http://schemas.openxmlformats.org/officeDocument/2006/relationships" xmlns:wp="http://schemas.openxmlformats.org/drawingml/2006/wordprocessingDrawing" xmlns:a="http://schemas.openxmlformats.org/drawingml/2006/main" xmlns:mc="http://schemas.openxmlformats.org/markup-compatibility/2006" xmlns:wps="http://schemas.microsoft.com/office/word/2010/wordprocessingShape" xmlns:v="urn:schemas-microsoft-com:vml" xmlns:o="urn:schemas-microsoft-com:office:office" xmlns:w10="urn:schemas-microsoft-com:office:word" xmlns:m="http://schemas.openxmlformats.org/officeDocument/2006/math">
   <w:body>
     <w:p>
       <w:pPr>
